--- a/Innn-Ape/I404-T12.docx
+++ b/Innn-Ape/I404-T12.docx
@@ -24,7 +24,30 @@
           <w:sz w:val="28"/>
           <w:szCs w:val="28"/>
         </w:rPr>
-        <w:t>There is no extant Latin version of this book</w:t>
+        <w:t>We have yet to locate an electronically readable source for Robert Grosseteste’s 13</w:t>
+      </w:r>
+      <w:r>
+        <w:rPr>
+          <w:rFonts w:ascii="Gentium" w:hAnsi="Gentium" w:cs="Gentium"/>
+          <w:i/>
+          <w:iCs/>
+          <w:noProof/>
+          <w:sz w:val="28"/>
+          <w:szCs w:val="28"/>
+          <w:vertAlign w:val="superscript"/>
+        </w:rPr>
+        <w:t>th</w:t>
+      </w:r>
+      <w:r>
+        <w:rPr>
+          <w:rFonts w:ascii="Gentium" w:hAnsi="Gentium" w:cs="Gentium"/>
+          <w:i/>
+          <w:iCs/>
+          <w:noProof/>
+          <w:sz w:val="28"/>
+          <w:szCs w:val="28"/>
+        </w:rPr>
+        <w:t xml:space="preserve"> Century Latin tranlation of this book</w:t>
       </w:r>
       <w:r>
         <w:rPr>
